--- a/public/anexos/03-Diagramas/Documentacion_Diagramas_de_caso_de_uso.docx
+++ b/public/anexos/03-Diagramas/Documentacion_Diagramas_de_caso_de_uso.docx
@@ -839,7 +839,7 @@
           <w:sz w:val="20"/>
           <w:szCs w:val="20"/>
         </w:rPr>
-        <w:t xml:space="preserve">Cada usuario debe tener asignado al menos un rol.</w:t>
+        <w:t>Cada usuario debe tener asignado exactamente un rol.</w:t>
       </w:r>
     </w:p>
     <w:p>
@@ -2147,14 +2147,7 @@
           <w:sz w:val="20"/>
           <w:szCs w:val="20"/>
         </w:rPr>
-        <w:t xml:space="preserve">Actor(es): </w:t>
-      </w:r>
-      <w:r>
-        <w:rPr>
-          <w:sz w:val="20"/>
-          <w:szCs w:val="20"/>
-        </w:rPr>
-        <w:t xml:space="preserve">Administrador, Bodeguero, Consultor (consulta).</w:t>
+        <w:t xml:space="preserve">Actor(es): Administrador, Consultor (consulta).</w:t>
       </w:r>
     </w:p>
     <w:p>
@@ -2201,7 +2194,7 @@
           <w:sz w:val="20"/>
           <w:szCs w:val="20"/>
         </w:rPr>
-        <w:t xml:space="preserve">1. El Administrador/Bodeguero registra un espacio de almacenamiento (ERF6.1).</w:t>
+        <w:t>1. El Administrador registra un espacio de almacenamiento (ERF6.1).</w:t>
       </w:r>
     </w:p>
     <w:p>
@@ -2377,7 +2370,7 @@
           <w:sz w:val="20"/>
           <w:szCs w:val="20"/>
         </w:rPr>
-        <w:t xml:space="preserve">Solo el Administrador y el Bodeguero modifican la información de los espacios.</w:t>
+        <w:t>Solo el Administrador modifica la información de los espacios.</w:t>
       </w:r>
     </w:p>
     <w:p>

--- a/public/anexos/03-Diagramas/Documentacion_Diagramas_de_caso_de_uso.docx
+++ b/public/anexos/03-Diagramas/Documentacion_Diagramas_de_caso_de_uso.docx
@@ -564,6 +564,101 @@
           <w:szCs w:val="20"/>
         </w:rPr>
         <w:t xml:space="preserve">El inicio de sesión (CU-01.2) es un caso de uso base del que dependen la mayoría de los demás.</w:t>
+      </w:r>
+    </w:p>
+    <w:p>
+      <w:r>
+        <w:t>CU-01.2 — Inicio de Sesión</w:t>
+      </w:r>
+    </w:p>
+    <w:p>
+      <w:r>
+        <w:t>Código: CU-01.2</w:t>
+      </w:r>
+    </w:p>
+    <w:p>
+      <w:r>
+        <w:t>Módulo RF del SRS: RF1 (ERF1.2)</w:t>
+      </w:r>
+    </w:p>
+    <w:p>
+      <w:r>
+        <w:t>Objetivo: Autenticar al usuario con sus credenciales y conceder acceso según su rol.</w:t>
+      </w:r>
+    </w:p>
+    <w:p>
+      <w:r>
+        <w:t>Actor(es): Usuario, Sistema.</w:t>
+      </w:r>
+    </w:p>
+    <w:p>
+      <w:r>
+        <w:t>Precondiciones: El usuario debe tener una cuenta registrada y activa.</w:t>
+      </w:r>
+    </w:p>
+    <w:p>
+      <w:r>
+        <w:t>Flujo Principal:</w:t>
+      </w:r>
+    </w:p>
+    <w:p>
+      <w:r>
+        <w:t>1. El usuario ingresa sus credenciales (usuario y contraseña).</w:t>
+      </w:r>
+    </w:p>
+    <w:p>
+      <w:r>
+        <w:t>2. El sistema valida las credenciales contra el almacenamiento seguro (RNF5).</w:t>
+      </w:r>
+    </w:p>
+    <w:p>
+      <w:r>
+        <w:t>3. El sistema inicia la sesión y aplica el control de acceso según el rol (ERF2.3).</w:t>
+      </w:r>
+    </w:p>
+    <w:p>
+      <w:r>
+        <w:t>4. El sistema registra el intento de acceso en la bitácora (ERF2.4).</w:t>
+      </w:r>
+    </w:p>
+    <w:p>
+      <w:r>
+        <w:t>Flujos Alternativos: Restablecimiento de contraseña solicitado directamente desde el inicio de sesión (ERF1.3).</w:t>
+      </w:r>
+    </w:p>
+    <w:p>
+      <w:r>
+        <w:t>Flujos de Excepción: Credenciales incorrectas con bloqueo temporal tras intentos fallidos; cuenta desactivada.</w:t>
+      </w:r>
+    </w:p>
+    <w:p>
+      <w:r>
+        <w:t>Postcondiciones: El usuario queda autenticado y con acceso a los módulos que su rol permite.</w:t>
+      </w:r>
+    </w:p>
+    <w:p>
+      <w:r>
+        <w:t>Reglas de Negocio:</w:t>
+      </w:r>
+    </w:p>
+    <w:p>
+      <w:r>
+        <w:t>Cada usuario debe tener credenciales únicas.</w:t>
+      </w:r>
+    </w:p>
+    <w:p>
+      <w:r>
+        <w:t>Todo intento de acceso, exitoso o fallido, se registra en la bitácora.</w:t>
+      </w:r>
+    </w:p>
+    <w:p>
+      <w:r>
+        <w:t>Requisitos Relacionados (ERF del SRS): ERF1.2, ERF1.3, ERF2.3, ERF2.4.</w:t>
+      </w:r>
+    </w:p>
+    <w:p>
+      <w:r>
+        <w:t>Observaciones: Es un caso de uso base del que dependen los demás casos de uso del sistema (CU-01 a CU-08).</w:t>
       </w:r>
     </w:p>
     <w:p>
